--- a/dist/exports/biomolecules_revision_notes.docx
+++ b/dist/exports/biomolecules_revision_notes.docx
@@ -189,7 +189,7 @@
                 <w:color w:val="2D3748"/>
                 <w:sz w:val="19"/>
               </w:rPr>
-              <w:t>Biomolecules - Core Application</w:t>
+              <w:t>Amino Acids, Peptide Bonds &amp; Nucleic Acids</w:t>
             </w:r>
           </w:p>
         </w:tc>
@@ -209,7 +209,7 @@
               <w:rPr>
                 <w:sz w:val="19"/>
               </w:rPr>
-              <w:t>198 PYQs</w:t>
+              <w:t>104 PYQs</w:t>
             </w:r>
           </w:p>
         </w:tc>
@@ -230,7 +230,94 @@
                 <w:color w:val="718096"/>
                 <w:sz w:val="19"/>
               </w:rPr>
-              <w:t>General Concept</w:t>
+              <w:t>Proteins &amp; DNA</w:t>
+            </w:r>
+          </w:p>
+        </w:tc>
+      </w:tr>
+      <w:tr>
+        <w:tc>
+          <w:tcPr>
+            <w:tcW w:type="dxa" w:w="2160"/>
+            <w:shd w:fill="FFFFFF"/>
+            <w:tcMar>
+              <w:top w:w="80" w:type="dxa"/>
+              <w:bottom w:w="80" w:type="dxa"/>
+              <w:left w:w="150" w:type="dxa"/>
+              <w:right w:w="150" w:type="dxa"/>
+            </w:tcMar>
+          </w:tcPr>
+          <w:p>
+            <w:r>
+              <w:rPr>
+                <w:b/>
+                <w:color w:val="C53030"/>
+                <w:sz w:val="19"/>
+              </w:rPr>
+              <w:t>Very High</w:t>
+            </w:r>
+          </w:p>
+        </w:tc>
+        <w:tc>
+          <w:tcPr>
+            <w:tcW w:type="dxa" w:w="4320"/>
+            <w:shd w:fill="FFFFFF"/>
+            <w:tcMar>
+              <w:top w:w="80" w:type="dxa"/>
+              <w:bottom w:w="80" w:type="dxa"/>
+              <w:left w:w="150" w:type="dxa"/>
+              <w:right w:w="150" w:type="dxa"/>
+            </w:tcMar>
+          </w:tcPr>
+          <w:p>
+            <w:r>
+              <w:rPr>
+                <w:b/>
+                <w:color w:val="2D3748"/>
+                <w:sz w:val="19"/>
+              </w:rPr>
+              <w:t>Carbohydrates (Glucose, Fructose &amp; Glycosidic Linkage)</w:t>
+            </w:r>
+          </w:p>
+        </w:tc>
+        <w:tc>
+          <w:tcPr>
+            <w:tcW w:type="dxa" w:w="1728"/>
+            <w:shd w:fill="FFFFFF"/>
+            <w:tcMar>
+              <w:top w:w="80" w:type="dxa"/>
+              <w:bottom w:w="80" w:type="dxa"/>
+              <w:left w:w="150" w:type="dxa"/>
+              <w:right w:w="150" w:type="dxa"/>
+            </w:tcMar>
+          </w:tcPr>
+          <w:p>
+            <w:r>
+              <w:rPr>
+                <w:sz w:val="19"/>
+              </w:rPr>
+              <w:t>100 PYQs</w:t>
+            </w:r>
+          </w:p>
+        </w:tc>
+        <w:tc>
+          <w:tcPr>
+            <w:tcW w:type="dxa" w:w="1872"/>
+            <w:shd w:fill="FFFFFF"/>
+            <w:tcMar>
+              <w:top w:w="80" w:type="dxa"/>
+              <w:bottom w:w="80" w:type="dxa"/>
+              <w:left w:w="150" w:type="dxa"/>
+              <w:right w:w="150" w:type="dxa"/>
+            </w:tcMar>
+          </w:tcPr>
+          <w:p>
+            <w:r>
+              <w:rPr>
+                <w:color w:val="718096"/>
+                <w:sz w:val="19"/>
+              </w:rPr>
+              <w:t>Carbohydrates</w:t>
             </w:r>
           </w:p>
         </w:tc>
@@ -311,6 +398,98 @@
           </w:p>
         </w:tc>
       </w:tr>
+      <w:tr>
+        <w:tc>
+          <w:tcPr>
+            <w:tcW w:type="dxa" w:w="3600"/>
+            <w:shd w:fill="F7FAFC"/>
+            <w:tcMar>
+              <w:top w:w="100" w:type="dxa"/>
+              <w:bottom w:w="100" w:type="dxa"/>
+              <w:left w:w="150" w:type="dxa"/>
+              <w:right w:w="150" w:type="dxa"/>
+            </w:tcMar>
+          </w:tcPr>
+          <w:p>
+            <w:r>
+              <w:rPr>
+                <w:b/>
+                <w:color w:val="1A365D"/>
+                <w:sz w:val="19"/>
+              </w:rPr>
+              <w:t>Amino Acids, Peptide Bonds &amp; Nucleic Acids</w:t>
+            </w:r>
+          </w:p>
+        </w:tc>
+        <w:tc>
+          <w:tcPr>
+            <w:tcW w:type="dxa" w:w="6480"/>
+            <w:shd w:fill="F7FAFC"/>
+            <w:tcMar>
+              <w:top w:w="100" w:type="dxa"/>
+              <w:bottom w:w="100" w:type="dxa"/>
+              <w:left w:w="150" w:type="dxa"/>
+              <w:right w:w="150" w:type="dxa"/>
+            </w:tcMar>
+          </w:tcPr>
+          <w:p>
+            <w:r>
+              <w:rPr>
+                <w:rFonts w:ascii="Cambria Math" w:hAnsi="Cambria Math"/>
+                <w:color w:val="2D3748"/>
+                <w:sz w:val="19"/>
+              </w:rPr>
+              <w:t>\text{Peptide linkage: } -\text{CO-NH}-, \quad \text{Zwitterion: } \text{H}_3\text{N}^+-\text{CHR}-\text{COO}^-, \quad \text{DNA: } \text{A}=\text{T}, \; \text{G}\equiv\text{C}</w:t>
+            </w:r>
+          </w:p>
+        </w:tc>
+      </w:tr>
+      <w:tr>
+        <w:tc>
+          <w:tcPr>
+            <w:tcW w:type="dxa" w:w="3600"/>
+            <w:shd w:fill="FFFFFF"/>
+            <w:tcMar>
+              <w:top w:w="100" w:type="dxa"/>
+              <w:bottom w:w="100" w:type="dxa"/>
+              <w:left w:w="150" w:type="dxa"/>
+              <w:right w:w="150" w:type="dxa"/>
+            </w:tcMar>
+          </w:tcPr>
+          <w:p>
+            <w:r>
+              <w:rPr>
+                <w:b/>
+                <w:color w:val="1A365D"/>
+                <w:sz w:val="19"/>
+              </w:rPr>
+              <w:t>Carbohydrates (Glucose, Fructose &amp; Glycosidic Linkage)</w:t>
+            </w:r>
+          </w:p>
+        </w:tc>
+        <w:tc>
+          <w:tcPr>
+            <w:tcW w:type="dxa" w:w="6480"/>
+            <w:shd w:fill="FFFFFF"/>
+            <w:tcMar>
+              <w:top w:w="100" w:type="dxa"/>
+              <w:bottom w:w="100" w:type="dxa"/>
+              <w:left w:w="150" w:type="dxa"/>
+              <w:right w:w="150" w:type="dxa"/>
+            </w:tcMar>
+          </w:tcPr>
+          <w:p>
+            <w:r>
+              <w:rPr>
+                <w:rFonts w:ascii="Cambria Math" w:hAnsi="Cambria Math"/>
+                <w:color w:val="2D3748"/>
+                <w:sz w:val="19"/>
+              </w:rPr>
+              <w:t>\text{Sucrose (non-reducing)} \xrightarrow{\text{hydrolysis}} \text{D-(+)-glucose} + \text{D-(-)-fructose} \quad \text{(Invert sugar, levorotatory)}</w:t>
+            </w:r>
+          </w:p>
+        </w:tc>
+      </w:tr>
     </w:tbl>
     <w:p>
       <w:pPr>
@@ -338,7 +517,7 @@
           <w:color w:val="2B6CB0"/>
           <w:sz w:val="24"/>
         </w:rPr>
-        <w:t>3.1 Biomolecules - Core Application (Very High Yield — 198 PYQs)</w:t>
+        <w:t>3.1 Amino Acids, Peptide Bonds &amp; Nucleic Acids (Very High Yield — 104 PYQs)</w:t>
       </w:r>
     </w:p>
     <w:p>
@@ -353,7 +532,7 @@
         <w:rPr>
           <w:sz w:val="20"/>
         </w:rPr>
-        <w:t>Key problem pattern in Biomolecules.</w:t>
+        <w:t>Essential amino acids, zwitterionic dipolar character, protein denaturation, double-helix structure of DNA, and hydrogen-bonded base pairs.</w:t>
       </w:r>
     </w:p>
     <w:tbl>
@@ -391,7 +570,7 @@
                 <w:color w:val="2D3748"/>
                 <w:sz w:val="19"/>
               </w:rPr>
-              <w:t>Watch for algebraic and sign errors.</w:t>
+              <w:t>Denaturation destroys secondary, tertiary, and quaternary protein structures, but leaves the primary sequence (peptide bonds) INTACT.</w:t>
             </w:r>
           </w:p>
         </w:tc>
@@ -432,7 +611,215 @@
                 <w:color w:val="2D3748"/>
                 <w:sz w:val="19"/>
               </w:rPr>
-              <w:t>Verify dimensions and boundary conditions.</w:t>
+              <w:t>All naturally occurring α-amino acids are optically active EXCEPT Glycine (H_2N-CH_2-COOH), which is achiral.</w:t>
+            </w:r>
+          </w:p>
+        </w:tc>
+      </w:tr>
+    </w:tbl>
+    <w:p>
+      <w:pPr>
+        <w:spacing w:before="120" w:after="40"/>
+      </w:pPr>
+      <w:r>
+        <w:rPr>
+          <w:b/>
+          <w:color w:val="1A365D"/>
+          <w:sz w:val="19"/>
+        </w:rPr>
+        <w:t>Source PYQs testing this concept:</w:t>
+      </w:r>
+    </w:p>
+    <w:p>
+      <w:pPr>
+        <w:pStyle w:val="ListBullet"/>
+        <w:spacing w:after="40"/>
+      </w:pPr>
+      <w:r>
+        <w:rPr>
+          <w:b/>
+          <w:sz w:val="18"/>
+        </w:rPr>
+        <w:t xml:space="preserve">[2026 Morning Shift] Q#1 (MCQ): </w:t>
+      </w:r>
+      <w:r>
+        <w:rPr>
+          <w:sz w:val="18"/>
+        </w:rPr>
+        <w:t xml:space="preserve">"Match the List-I with List-II List-I Name of amino acid List-II One letter symbol/type A. Arginine I. D/Non-essential B. Aspartic acid II. R..."  </w:t>
+      </w:r>
+      <w:r>
+        <w:rPr>
+          <w:b/>
+          <w:color w:val="2B6CB0"/>
+          <w:sz w:val="18"/>
+        </w:rPr>
+        <w:t>[Ans: A]</w:t>
+      </w:r>
+    </w:p>
+    <w:p>
+      <w:pPr>
+        <w:pStyle w:val="ListBullet"/>
+        <w:spacing w:after="40"/>
+      </w:pPr>
+      <w:r>
+        <w:rPr>
+          <w:b/>
+          <w:sz w:val="18"/>
+        </w:rPr>
+        <w:t xml:space="preserve">[2026 Morning Shift] Q#1 (MCQ): </w:t>
+      </w:r>
+      <w:r>
+        <w:rPr>
+          <w:sz w:val="18"/>
+        </w:rPr>
+        <w:t xml:space="preserve">"In the given pentapeptide, find out an essential amino acid (Y) and the sequence present in the pentapeptide : $\text{Choose the correct a..."  </w:t>
+      </w:r>
+      <w:r>
+        <w:rPr>
+          <w:b/>
+          <w:color w:val="2B6CB0"/>
+          <w:sz w:val="18"/>
+        </w:rPr>
+        <w:t>[Ans: N/A]</w:t>
+      </w:r>
+    </w:p>
+    <w:p>
+      <w:pPr>
+        <w:pStyle w:val="ListBullet"/>
+        <w:spacing w:after="40"/>
+      </w:pPr>
+      <w:r>
+        <w:rPr>
+          <w:b/>
+          <w:sz w:val="18"/>
+        </w:rPr>
+        <w:t xml:space="preserve">[2026 Evening Shift] Q#2 (MCQ): </w:t>
+      </w:r>
+      <w:r>
+        <w:rPr>
+          <w:sz w:val="18"/>
+        </w:rPr>
+        <w:t xml:space="preserve">"Identify the correct pair having amino acid (A) and the hormone (B) that is iodinated derivative of the amino acid (A). (T and Y represent o..."  </w:t>
+      </w:r>
+      <w:r>
+        <w:rPr>
+          <w:b/>
+          <w:color w:val="2B6CB0"/>
+          <w:sz w:val="18"/>
+        </w:rPr>
+        <w:t>[Ans: N/A]</w:t>
+      </w:r>
+    </w:p>
+    <w:p>
+      <w:pPr>
+        <w:spacing w:after="120"/>
+      </w:pPr>
+    </w:p>
+    <w:p>
+      <w:pPr>
+        <w:pStyle w:val="Heading2"/>
+      </w:pPr>
+      <w:r>
+        <w:rPr>
+          <w:color w:val="2B6CB0"/>
+          <w:sz w:val="24"/>
+        </w:rPr>
+        <w:t>3.2 Carbohydrates (Glucose, Fructose &amp; Glycosidic Linkage) (Very High Yield — 100 PYQs)</w:t>
+      </w:r>
+    </w:p>
+    <w:p>
+      <w:r>
+        <w:rPr>
+          <w:b/>
+          <w:sz w:val="20"/>
+        </w:rPr>
+        <w:t xml:space="preserve">Core Principle: </w:t>
+      </w:r>
+      <w:r>
+        <w:rPr>
+          <w:sz w:val="20"/>
+        </w:rPr>
+        <w:t>Structure of D-glucose and D-fructose, cyclic hemiacetals, anomeric carbons (α/β), reducing vs non-reducing sugars, and invert sugar.</w:t>
+      </w:r>
+    </w:p>
+    <w:tbl>
+      <w:tblPr>
+        <w:tblW w:type="auto" w:w="0"/>
+        <w:jc w:val="center"/>
+        <w:tblLook w:firstColumn="1" w:firstRow="1" w:lastColumn="0" w:lastRow="0" w:noHBand="0" w:noVBand="1" w:val="04A0"/>
+      </w:tblPr>
+      <w:tblGrid>
+        <w:gridCol w:w="10080"/>
+      </w:tblGrid>
+      <w:tr>
+        <w:tc>
+          <w:tcPr>
+            <w:tcW w:type="dxa" w:w="10080"/>
+            <w:shd w:fill="FFF5F5"/>
+            <w:tcMar>
+              <w:top w:w="100" w:type="dxa"/>
+              <w:bottom w:w="100" w:type="dxa"/>
+              <w:left w:w="150" w:type="dxa"/>
+              <w:right w:w="150" w:type="dxa"/>
+            </w:tcMar>
+          </w:tcPr>
+          <w:p>
+            <w:r>
+              <w:rPr>
+                <w:b/>
+                <w:color w:val="C53030"/>
+                <w:sz w:val="19"/>
+              </w:rPr>
+              <w:t xml:space="preserve">⚠️ Common Trap / JEE Pitfall: </w:t>
+            </w:r>
+            <w:r>
+              <w:rPr>
+                <w:color w:val="2D3748"/>
+                <w:sz w:val="19"/>
+              </w:rPr>
+              <w:t>Sucrose is a NON-REDUCING sugar because both reducing groups (hemiacetal -OH of glucose and hemiketal -OH of fructose) are tied in glycosidic linkage.</w:t>
+            </w:r>
+          </w:p>
+        </w:tc>
+      </w:tr>
+    </w:tbl>
+    <w:tbl>
+      <w:tblPr>
+        <w:tblW w:type="auto" w:w="0"/>
+        <w:jc w:val="center"/>
+        <w:tblLook w:firstColumn="1" w:firstRow="1" w:lastColumn="0" w:lastRow="0" w:noHBand="0" w:noVBand="1" w:val="04A0"/>
+      </w:tblPr>
+      <w:tblGrid>
+        <w:gridCol w:w="10080"/>
+      </w:tblGrid>
+      <w:tr>
+        <w:tc>
+          <w:tcPr>
+            <w:tcW w:type="dxa" w:w="10080"/>
+            <w:shd w:fill="F0FFF4"/>
+            <w:tcMar>
+              <w:top w:w="100" w:type="dxa"/>
+              <w:bottom w:w="100" w:type="dxa"/>
+              <w:left w:w="150" w:type="dxa"/>
+              <w:right w:w="150" w:type="dxa"/>
+            </w:tcMar>
+          </w:tcPr>
+          <w:p>
+            <w:r>
+              <w:rPr>
+                <w:b/>
+                <w:color w:val="276749"/>
+                <w:sz w:val="19"/>
+              </w:rPr>
+              <w:t xml:space="preserve">💡 Speed Hack / Trick: </w:t>
+            </w:r>
+            <w:r>
+              <w:rPr>
+                <w:color w:val="2D3748"/>
+                <w:sz w:val="19"/>
+              </w:rPr>
+              <w:t>Hydrolysis of dextrorotatory sucrose produces a levorotatory mixture because fructose has a larger specific rotation (-92.4°) than glucose (+52.5°).</w:t>
             </w:r>
           </w:p>
         </w:tc>
@@ -521,7 +908,7 @@
         <w:rPr>
           <w:sz w:val="18"/>
         </w:rPr>
-        <w:t xml:space="preserve">"Match the List-I with List-II List-I Name of amino acid List-II One letter symbol/type A. Arginine I. D/Non-essential B. Aspartic acid II. R..."  </w:t>
+        <w:t xml:space="preserve">"Given below are two statements : Statement I : Sucrose is dextrorotatory. However, sucrose upon hydrolysis gives a solution having mixture o..."  </w:t>
       </w:r>
       <w:r>
         <w:rPr>
@@ -529,7 +916,7 @@
           <w:color w:val="2B6CB0"/>
           <w:sz w:val="18"/>
         </w:rPr>
-        <w:t>[Ans: A]</w:t>
+        <w:t>[Ans: N/A]</w:t>
       </w:r>
     </w:p>
     <w:p>
@@ -662,6 +1049,129 @@
               <w:t>Solution Analysis:</w:t>
               <w:br/>
               <w:t>Match each amino acid with its correct one-letter symbol and whether it is essential or non-essential: Arginine → one-letter symbol is R In standard school-level classification here, it is matched as Essential So, A → II Aspartic acid → one-letter symbol is D It is Non-essential So, B → I Lysine → one-letter symbol is K It is Essential So, C → IV Glutamic acid → one-letter symbol is E It is Non-essential So, D → III Thus the correct matching is: A-II,B-I,C-IV,D-III So, the correct option is Option A .</w:t>
+            </w:r>
+          </w:p>
+        </w:tc>
+      </w:tr>
+    </w:tbl>
+    <w:p>
+      <w:pPr>
+        <w:spacing w:after="120"/>
+      </w:pPr>
+    </w:p>
+    <w:p>
+      <w:pPr>
+        <w:spacing w:before="160" w:after="40"/>
+      </w:pPr>
+      <w:r>
+        <w:rPr>
+          <w:b/>
+          <w:color w:val="1A365D"/>
+          <w:sz w:val="22"/>
+        </w:rPr>
+        <w:t>Benchmark Problem 2: JEE Main 2026 (Online) 6th April Morning Shift (Q#2)</w:t>
+      </w:r>
+    </w:p>
+    <w:p>
+      <w:pPr>
+        <w:spacing w:after="80"/>
+      </w:pPr>
+      <w:r>
+        <w:rPr>
+          <w:sz w:val="20"/>
+        </w:rPr>
+        <w:t>Match the List-I with List-II List-I Deficiency Disease List-I Vitamin A. Scurvy I. Pyridoxine B. Convulsions II. Vitamin A C. Cheilosis III. Ascorbic Acid D. Xerophthalmia IV. Riboflavin Choose the correct answer from the options given below :</w:t>
+      </w:r>
+    </w:p>
+    <w:p>
+      <w:pPr>
+        <w:pStyle w:val="ListBullet"/>
+        <w:spacing w:after="20"/>
+      </w:pPr>
+      <w:r>
+        <w:rPr>
+          <w:sz w:val="19"/>
+        </w:rPr>
+        <w:t>(A) -I, B-III, C-II, D-IV</w:t>
+      </w:r>
+    </w:p>
+    <w:p>
+      <w:pPr>
+        <w:pStyle w:val="ListBullet"/>
+        <w:spacing w:after="20"/>
+      </w:pPr>
+      <w:r>
+        <w:rPr>
+          <w:sz w:val="19"/>
+        </w:rPr>
+        <w:t>(B) -I, B-III, C-IV, D-II</w:t>
+      </w:r>
+    </w:p>
+    <w:p>
+      <w:pPr>
+        <w:pStyle w:val="ListBullet"/>
+        <w:spacing w:after="20"/>
+      </w:pPr>
+      <w:r>
+        <w:rPr>
+          <w:b/>
+          <w:color w:val="276749"/>
+          <w:sz w:val="19"/>
+        </w:rPr>
+        <w:t>(C) -III, B-I, C-IV, D-II</w:t>
+      </w:r>
+    </w:p>
+    <w:p>
+      <w:pPr>
+        <w:pStyle w:val="ListBullet"/>
+        <w:spacing w:after="20"/>
+      </w:pPr>
+      <w:r>
+        <w:rPr>
+          <w:sz w:val="19"/>
+        </w:rPr>
+        <w:t>(D) -III, B-I, C-II, D-IV</w:t>
+      </w:r>
+    </w:p>
+    <w:tbl>
+      <w:tblPr>
+        <w:tblW w:type="auto" w:w="0"/>
+        <w:jc w:val="center"/>
+        <w:tblLook w:firstColumn="1" w:firstRow="1" w:lastColumn="0" w:lastRow="0" w:noHBand="0" w:noVBand="1" w:val="04A0"/>
+      </w:tblPr>
+      <w:tblGrid>
+        <w:gridCol w:w="10080"/>
+      </w:tblGrid>
+      <w:tr>
+        <w:tc>
+          <w:tcPr>
+            <w:tcW w:type="dxa" w:w="10080"/>
+            <w:shd w:fill="F7FAFC"/>
+            <w:tcMar>
+              <w:top w:w="100" w:type="dxa"/>
+              <w:bottom w:w="100" w:type="dxa"/>
+              <w:left w:w="150" w:type="dxa"/>
+              <w:right w:w="150" w:type="dxa"/>
+            </w:tcMar>
+          </w:tcPr>
+          <w:p>
+            <w:r>
+              <w:rPr>
+                <w:b/>
+                <w:color w:val="1A365D"/>
+                <w:sz w:val="19"/>
+              </w:rPr>
+              <w:t>Correct Answer: C</w:t>
+              <w:br/>
+            </w:r>
+            <w:r>
+              <w:rPr>
+                <w:color w:val="2D3748"/>
+                <w:sz w:val="18"/>
+              </w:rPr>
+              <w:t>Solution Analysis:</w:t>
+              <w:br/>
+              <w:t>Let us recall the vitamin deficiencies and the corresponding diseases: Scurvy – caused due to deficiency of Vitamin C (Ascorbic acid) . → So, A → III Convulsions – occur due to deficiency of Vitamin B _(6) ( Pyridoxine ). → So, B → I Cheilosis – characterized by cracks at the corners of the mouth; caused by deficiency of Vitamin B _(2) ( Riboflavin ). → So, C → IV Xerophthalmia – dryness of the cornea and conjunctiva; caused by deficiency of Vitamin A . → So, D → II Hence, the correct matching is: A-III,B-I,C-IV,D-II Therefore, the correct answer is Option C .</w:t>
             </w:r>
           </w:p>
         </w:tc>

--- a/dist/exports/biomolecules_revision_notes.docx
+++ b/dist/exports/biomolecules_revision_notes.docx
@@ -189,7 +189,7 @@
                 <w:color w:val="2D3748"/>
                 <w:sz w:val="19"/>
               </w:rPr>
-              <w:t>Amino Acids, Peptide Bonds &amp; Nucleic Acids</w:t>
+              <w:t>Carbohydrates (Glucose, Fructose &amp; Glycosidic Linkage)</w:t>
             </w:r>
           </w:p>
         </w:tc>
@@ -209,7 +209,7 @@
               <w:rPr>
                 <w:sz w:val="19"/>
               </w:rPr>
-              <w:t>104 PYQs</w:t>
+              <w:t>121 PYQs</w:t>
             </w:r>
           </w:p>
         </w:tc>
@@ -230,7 +230,7 @@
                 <w:color w:val="718096"/>
                 <w:sz w:val="19"/>
               </w:rPr>
-              <w:t>Proteins &amp; DNA</w:t>
+              <w:t>Carbohydrates</w:t>
             </w:r>
           </w:p>
         </w:tc>
@@ -276,7 +276,7 @@
                 <w:color w:val="2D3748"/>
                 <w:sz w:val="19"/>
               </w:rPr>
-              <w:t>Carbohydrates (Glucose, Fructose &amp; Glycosidic Linkage)</w:t>
+              <w:t>Amino Acids, Peptide Bonds &amp; Nucleic Acids</w:t>
             </w:r>
           </w:p>
         </w:tc>
@@ -296,7 +296,7 @@
               <w:rPr>
                 <w:sz w:val="19"/>
               </w:rPr>
-              <w:t>100 PYQs</w:t>
+              <w:t>78 PYQs</w:t>
             </w:r>
           </w:p>
         </w:tc>
@@ -317,7 +317,7 @@
                 <w:color w:val="718096"/>
                 <w:sz w:val="19"/>
               </w:rPr>
-              <w:t>Carbohydrates</w:t>
+              <w:t>Proteins &amp; DNA</w:t>
             </w:r>
           </w:p>
         </w:tc>
@@ -417,7 +417,7 @@
                 <w:color w:val="1A365D"/>
                 <w:sz w:val="19"/>
               </w:rPr>
-              <w:t>Amino Acids, Peptide Bonds &amp; Nucleic Acids</w:t>
+              <w:t>Carbohydrates (Glucose, Fructose &amp; Glycosidic Linkage)</w:t>
             </w:r>
           </w:p>
         </w:tc>
@@ -439,7 +439,7 @@
                 <w:color w:val="2D3748"/>
                 <w:sz w:val="19"/>
               </w:rPr>
-              <w:t>\text{Peptide linkage: } -\text{CO-NH}-, \quad \text{Zwitterion: } \text{H}_3\text{N}^+-\text{CHR}-\text{COO}^-, \quad \text{DNA: } \text{A}=\text{T}, \; \text{G}\equiv\text{C}</w:t>
+              <w:t>\text{Sucrose (non-reducing)} \xrightarrow{\text{hydrolysis}} \text{D-(+)-glucose} + \text{D-(-)-fructose} \quad \text{(Invert sugar, levorotatory)}</w:t>
             </w:r>
           </w:p>
         </w:tc>
@@ -463,7 +463,7 @@
                 <w:color w:val="1A365D"/>
                 <w:sz w:val="19"/>
               </w:rPr>
-              <w:t>Carbohydrates (Glucose, Fructose &amp; Glycosidic Linkage)</w:t>
+              <w:t>Amino Acids, Peptide Bonds &amp; Nucleic Acids</w:t>
             </w:r>
           </w:p>
         </w:tc>
@@ -485,7 +485,7 @@
                 <w:color w:val="2D3748"/>
                 <w:sz w:val="19"/>
               </w:rPr>
-              <w:t>\text{Sucrose (non-reducing)} \xrightarrow{\text{hydrolysis}} \text{D-(+)-glucose} + \text{D-(-)-fructose} \quad \text{(Invert sugar, levorotatory)}</w:t>
+              <w:t>\text{Peptide linkage: } -\text{CO-NH}-, \quad \text{Zwitterion: } \text{H}_3\text{N}^+-\text{CHR}-\text{COO}^-, \quad \text{DNA: } \text{A}=\text{T}, \; \text{G}\equiv\text{C}</w:t>
             </w:r>
           </w:p>
         </w:tc>
@@ -517,7 +517,215 @@
           <w:color w:val="2B6CB0"/>
           <w:sz w:val="24"/>
         </w:rPr>
-        <w:t>3.1 Amino Acids, Peptide Bonds &amp; Nucleic Acids (Very High Yield — 104 PYQs)</w:t>
+        <w:t>3.1 Carbohydrates (Glucose, Fructose &amp; Glycosidic Linkage) (Very High Yield — 121 PYQs)</w:t>
+      </w:r>
+    </w:p>
+    <w:p>
+      <w:r>
+        <w:rPr>
+          <w:b/>
+          <w:sz w:val="20"/>
+        </w:rPr>
+        <w:t xml:space="preserve">Core Principle: </w:t>
+      </w:r>
+      <w:r>
+        <w:rPr>
+          <w:sz w:val="20"/>
+        </w:rPr>
+        <w:t>Structure of D-glucose and D-fructose, cyclic hemiacetals, anomeric carbons (α/β), reducing vs non-reducing sugars, and invert sugar.</w:t>
+      </w:r>
+    </w:p>
+    <w:tbl>
+      <w:tblPr>
+        <w:tblW w:type="auto" w:w="0"/>
+        <w:jc w:val="center"/>
+        <w:tblLook w:firstColumn="1" w:firstRow="1" w:lastColumn="0" w:lastRow="0" w:noHBand="0" w:noVBand="1" w:val="04A0"/>
+      </w:tblPr>
+      <w:tblGrid>
+        <w:gridCol w:w="10080"/>
+      </w:tblGrid>
+      <w:tr>
+        <w:tc>
+          <w:tcPr>
+            <w:tcW w:type="dxa" w:w="10080"/>
+            <w:shd w:fill="FFF5F5"/>
+            <w:tcMar>
+              <w:top w:w="100" w:type="dxa"/>
+              <w:bottom w:w="100" w:type="dxa"/>
+              <w:left w:w="150" w:type="dxa"/>
+              <w:right w:w="150" w:type="dxa"/>
+            </w:tcMar>
+          </w:tcPr>
+          <w:p>
+            <w:r>
+              <w:rPr>
+                <w:b/>
+                <w:color w:val="C53030"/>
+                <w:sz w:val="19"/>
+              </w:rPr>
+              <w:t xml:space="preserve">⚠️ Common Trap / JEE Pitfall: </w:t>
+            </w:r>
+            <w:r>
+              <w:rPr>
+                <w:color w:val="2D3748"/>
+                <w:sz w:val="19"/>
+              </w:rPr>
+              <w:t>Sucrose is a NON-REDUCING sugar because both reducing groups (hemiacetal -OH of glucose and hemiketal -OH of fructose) are tied in glycosidic linkage.</w:t>
+            </w:r>
+          </w:p>
+        </w:tc>
+      </w:tr>
+    </w:tbl>
+    <w:tbl>
+      <w:tblPr>
+        <w:tblW w:type="auto" w:w="0"/>
+        <w:jc w:val="center"/>
+        <w:tblLook w:firstColumn="1" w:firstRow="1" w:lastColumn="0" w:lastRow="0" w:noHBand="0" w:noVBand="1" w:val="04A0"/>
+      </w:tblPr>
+      <w:tblGrid>
+        <w:gridCol w:w="10080"/>
+      </w:tblGrid>
+      <w:tr>
+        <w:tc>
+          <w:tcPr>
+            <w:tcW w:type="dxa" w:w="10080"/>
+            <w:shd w:fill="F0FFF4"/>
+            <w:tcMar>
+              <w:top w:w="100" w:type="dxa"/>
+              <w:bottom w:w="100" w:type="dxa"/>
+              <w:left w:w="150" w:type="dxa"/>
+              <w:right w:w="150" w:type="dxa"/>
+            </w:tcMar>
+          </w:tcPr>
+          <w:p>
+            <w:r>
+              <w:rPr>
+                <w:b/>
+                <w:color w:val="276749"/>
+                <w:sz w:val="19"/>
+              </w:rPr>
+              <w:t xml:space="preserve">💡 Speed Hack / Trick: </w:t>
+            </w:r>
+            <w:r>
+              <w:rPr>
+                <w:color w:val="2D3748"/>
+                <w:sz w:val="19"/>
+              </w:rPr>
+              <w:t>Hydrolysis of dextrorotatory sucrose produces a levorotatory mixture because fructose has a larger specific rotation (-92.4°) than glucose (+52.5°).</w:t>
+            </w:r>
+          </w:p>
+        </w:tc>
+      </w:tr>
+    </w:tbl>
+    <w:p>
+      <w:pPr>
+        <w:spacing w:before="120" w:after="40"/>
+      </w:pPr>
+      <w:r>
+        <w:rPr>
+          <w:b/>
+          <w:color w:val="1A365D"/>
+          <w:sz w:val="19"/>
+        </w:rPr>
+        <w:t>Source PYQs testing this concept:</w:t>
+      </w:r>
+    </w:p>
+    <w:p>
+      <w:pPr>
+        <w:pStyle w:val="ListBullet"/>
+        <w:spacing w:after="40"/>
+      </w:pPr>
+      <w:r>
+        <w:rPr>
+          <w:b/>
+          <w:sz w:val="18"/>
+        </w:rPr>
+        <w:t xml:space="preserve">[2026 Evening Shift] Q#1 (MCQ): </w:t>
+      </w:r>
+      <w:r>
+        <w:rPr>
+          <w:sz w:val="18"/>
+        </w:rPr>
+        <w:t xml:space="preserve">"The incorrect statement from the following with respect to carbohydrates is :..."  </w:t>
+      </w:r>
+      <w:r>
+        <w:rPr>
+          <w:b/>
+          <w:color w:val="2B6CB0"/>
+          <w:sz w:val="18"/>
+        </w:rPr>
+        <w:t>[Ans: N/A]</w:t>
+      </w:r>
+    </w:p>
+    <w:p>
+      <w:pPr>
+        <w:pStyle w:val="ListBullet"/>
+        <w:spacing w:after="40"/>
+      </w:pPr>
+      <w:r>
+        <w:rPr>
+          <w:b/>
+          <w:sz w:val="18"/>
+        </w:rPr>
+        <w:t xml:space="preserve">[2026 Evening Shift] Q#1 (MCQ): </w:t>
+      </w:r>
+      <w:r>
+        <w:rPr>
+          <w:sz w:val="18"/>
+        </w:rPr>
+        <w:t xml:space="preserve">"Given below are two statements : Statement I : and are two anomers of D-(+)-glucode. Statement II : The open chain forms o..."  </w:t>
+      </w:r>
+      <w:r>
+        <w:rPr>
+          <w:b/>
+          <w:color w:val="2B6CB0"/>
+          <w:sz w:val="18"/>
+        </w:rPr>
+        <w:t>[Ans: N/A]</w:t>
+      </w:r>
+    </w:p>
+    <w:p>
+      <w:pPr>
+        <w:pStyle w:val="ListBullet"/>
+        <w:spacing w:after="40"/>
+      </w:pPr>
+      <w:r>
+        <w:rPr>
+          <w:b/>
+          <w:sz w:val="18"/>
+        </w:rPr>
+        <w:t xml:space="preserve">[2026 Morning Shift] Q#1 (MCQ): </w:t>
+      </w:r>
+      <w:r>
+        <w:rPr>
+          <w:sz w:val="18"/>
+        </w:rPr>
+        <w:t xml:space="preserve">"Given below are two statements : Statement I : Sucrose is dextrorotatory. However, sucrose upon hydrolysis gives a solution having mixture o..."  </w:t>
+      </w:r>
+      <w:r>
+        <w:rPr>
+          <w:b/>
+          <w:color w:val="2B6CB0"/>
+          <w:sz w:val="18"/>
+        </w:rPr>
+        <w:t>[Ans: N/A]</w:t>
+      </w:r>
+    </w:p>
+    <w:p>
+      <w:pPr>
+        <w:spacing w:after="120"/>
+      </w:pPr>
+    </w:p>
+    <w:p>
+      <w:pPr>
+        <w:pStyle w:val="Heading2"/>
+      </w:pPr>
+      <w:r>
+        <w:rPr>
+          <w:color w:val="2B6CB0"/>
+          <w:sz w:val="24"/>
+        </w:rPr>
+        <w:t>3.2 Amino Acids, Peptide Bonds &amp; Nucleic Acids (Very High Yield — 78 PYQs)</w:t>
       </w:r>
     </w:p>
     <w:p>
@@ -701,214 +909,6 @@
           <w:sz w:val="18"/>
         </w:rPr>
         <w:t xml:space="preserve">"Identify the correct pair having amino acid (A) and the hormone (B) that is iodinated derivative of the amino acid (A). (T and Y represent o..."  </w:t>
-      </w:r>
-      <w:r>
-        <w:rPr>
-          <w:b/>
-          <w:color w:val="2B6CB0"/>
-          <w:sz w:val="18"/>
-        </w:rPr>
-        <w:t>[Ans: N/A]</w:t>
-      </w:r>
-    </w:p>
-    <w:p>
-      <w:pPr>
-        <w:spacing w:after="120"/>
-      </w:pPr>
-    </w:p>
-    <w:p>
-      <w:pPr>
-        <w:pStyle w:val="Heading2"/>
-      </w:pPr>
-      <w:r>
-        <w:rPr>
-          <w:color w:val="2B6CB0"/>
-          <w:sz w:val="24"/>
-        </w:rPr>
-        <w:t>3.2 Carbohydrates (Glucose, Fructose &amp; Glycosidic Linkage) (Very High Yield — 100 PYQs)</w:t>
-      </w:r>
-    </w:p>
-    <w:p>
-      <w:r>
-        <w:rPr>
-          <w:b/>
-          <w:sz w:val="20"/>
-        </w:rPr>
-        <w:t xml:space="preserve">Core Principle: </w:t>
-      </w:r>
-      <w:r>
-        <w:rPr>
-          <w:sz w:val="20"/>
-        </w:rPr>
-        <w:t>Structure of D-glucose and D-fructose, cyclic hemiacetals, anomeric carbons (α/β), reducing vs non-reducing sugars, and invert sugar.</w:t>
-      </w:r>
-    </w:p>
-    <w:tbl>
-      <w:tblPr>
-        <w:tblW w:type="auto" w:w="0"/>
-        <w:jc w:val="center"/>
-        <w:tblLook w:firstColumn="1" w:firstRow="1" w:lastColumn="0" w:lastRow="0" w:noHBand="0" w:noVBand="1" w:val="04A0"/>
-      </w:tblPr>
-      <w:tblGrid>
-        <w:gridCol w:w="10080"/>
-      </w:tblGrid>
-      <w:tr>
-        <w:tc>
-          <w:tcPr>
-            <w:tcW w:type="dxa" w:w="10080"/>
-            <w:shd w:fill="FFF5F5"/>
-            <w:tcMar>
-              <w:top w:w="100" w:type="dxa"/>
-              <w:bottom w:w="100" w:type="dxa"/>
-              <w:left w:w="150" w:type="dxa"/>
-              <w:right w:w="150" w:type="dxa"/>
-            </w:tcMar>
-          </w:tcPr>
-          <w:p>
-            <w:r>
-              <w:rPr>
-                <w:b/>
-                <w:color w:val="C53030"/>
-                <w:sz w:val="19"/>
-              </w:rPr>
-              <w:t xml:space="preserve">⚠️ Common Trap / JEE Pitfall: </w:t>
-            </w:r>
-            <w:r>
-              <w:rPr>
-                <w:color w:val="2D3748"/>
-                <w:sz w:val="19"/>
-              </w:rPr>
-              <w:t>Sucrose is a NON-REDUCING sugar because both reducing groups (hemiacetal -OH of glucose and hemiketal -OH of fructose) are tied in glycosidic linkage.</w:t>
-            </w:r>
-          </w:p>
-        </w:tc>
-      </w:tr>
-    </w:tbl>
-    <w:tbl>
-      <w:tblPr>
-        <w:tblW w:type="auto" w:w="0"/>
-        <w:jc w:val="center"/>
-        <w:tblLook w:firstColumn="1" w:firstRow="1" w:lastColumn="0" w:lastRow="0" w:noHBand="0" w:noVBand="1" w:val="04A0"/>
-      </w:tblPr>
-      <w:tblGrid>
-        <w:gridCol w:w="10080"/>
-      </w:tblGrid>
-      <w:tr>
-        <w:tc>
-          <w:tcPr>
-            <w:tcW w:type="dxa" w:w="10080"/>
-            <w:shd w:fill="F0FFF4"/>
-            <w:tcMar>
-              <w:top w:w="100" w:type="dxa"/>
-              <w:bottom w:w="100" w:type="dxa"/>
-              <w:left w:w="150" w:type="dxa"/>
-              <w:right w:w="150" w:type="dxa"/>
-            </w:tcMar>
-          </w:tcPr>
-          <w:p>
-            <w:r>
-              <w:rPr>
-                <w:b/>
-                <w:color w:val="276749"/>
-                <w:sz w:val="19"/>
-              </w:rPr>
-              <w:t xml:space="preserve">💡 Speed Hack / Trick: </w:t>
-            </w:r>
-            <w:r>
-              <w:rPr>
-                <w:color w:val="2D3748"/>
-                <w:sz w:val="19"/>
-              </w:rPr>
-              <w:t>Hydrolysis of dextrorotatory sucrose produces a levorotatory mixture because fructose has a larger specific rotation (-92.4°) than glucose (+52.5°).</w:t>
-            </w:r>
-          </w:p>
-        </w:tc>
-      </w:tr>
-    </w:tbl>
-    <w:p>
-      <w:pPr>
-        <w:spacing w:before="120" w:after="40"/>
-      </w:pPr>
-      <w:r>
-        <w:rPr>
-          <w:b/>
-          <w:color w:val="1A365D"/>
-          <w:sz w:val="19"/>
-        </w:rPr>
-        <w:t>Source PYQs testing this concept:</w:t>
-      </w:r>
-    </w:p>
-    <w:p>
-      <w:pPr>
-        <w:pStyle w:val="ListBullet"/>
-        <w:spacing w:after="40"/>
-      </w:pPr>
-      <w:r>
-        <w:rPr>
-          <w:b/>
-          <w:sz w:val="18"/>
-        </w:rPr>
-        <w:t xml:space="preserve">[2026 Evening Shift] Q#1 (MCQ): </w:t>
-      </w:r>
-      <w:r>
-        <w:rPr>
-          <w:sz w:val="18"/>
-        </w:rPr>
-        <w:t xml:space="preserve">"The incorrect statement from the following with respect to carbohydrates is :..."  </w:t>
-      </w:r>
-      <w:r>
-        <w:rPr>
-          <w:b/>
-          <w:color w:val="2B6CB0"/>
-          <w:sz w:val="18"/>
-        </w:rPr>
-        <w:t>[Ans: N/A]</w:t>
-      </w:r>
-    </w:p>
-    <w:p>
-      <w:pPr>
-        <w:pStyle w:val="ListBullet"/>
-        <w:spacing w:after="40"/>
-      </w:pPr>
-      <w:r>
-        <w:rPr>
-          <w:b/>
-          <w:sz w:val="18"/>
-        </w:rPr>
-        <w:t xml:space="preserve">[2026 Evening Shift] Q#1 (MCQ): </w:t>
-      </w:r>
-      <w:r>
-        <w:rPr>
-          <w:sz w:val="18"/>
-        </w:rPr>
-        <w:t xml:space="preserve">"Given below are two statements : Statement I : and are two anomers of D-(+)-glucode. Statement II : The open chain forms o..."  </w:t>
-      </w:r>
-      <w:r>
-        <w:rPr>
-          <w:b/>
-          <w:color w:val="2B6CB0"/>
-          <w:sz w:val="18"/>
-        </w:rPr>
-        <w:t>[Ans: N/A]</w:t>
-      </w:r>
-    </w:p>
-    <w:p>
-      <w:pPr>
-        <w:pStyle w:val="ListBullet"/>
-        <w:spacing w:after="40"/>
-      </w:pPr>
-      <w:r>
-        <w:rPr>
-          <w:b/>
-          <w:sz w:val="18"/>
-        </w:rPr>
-        <w:t xml:space="preserve">[2026 Morning Shift] Q#1 (MCQ): </w:t>
-      </w:r>
-      <w:r>
-        <w:rPr>
-          <w:sz w:val="18"/>
-        </w:rPr>
-        <w:t xml:space="preserve">"Given below are two statements : Statement I : Sucrose is dextrorotatory. However, sucrose upon hydrolysis gives a solution having mixture o..."  </w:t>
       </w:r>
       <w:r>
         <w:rPr>
